--- a/test-files/финансы.docx
+++ b/test-files/финансы.docx
@@ -23,16 +23,17 @@
         <w:tblLook w:firstColumn="1" w:firstRow="1" w:lastColumn="0" w:lastRow="0" w:noHBand="0" w:noVBand="1" w:val="04A0"/>
       </w:tblPr>
       <w:tblGrid>
-        <w:gridCol w:w="1728"/>
-        <w:gridCol w:w="1728"/>
-        <w:gridCol w:w="1728"/>
-        <w:gridCol w:w="1728"/>
-        <w:gridCol w:w="1728"/>
+        <w:gridCol w:w="1440"/>
+        <w:gridCol w:w="1440"/>
+        <w:gridCol w:w="1440"/>
+        <w:gridCol w:w="1440"/>
+        <w:gridCol w:w="1440"/>
+        <w:gridCol w:w="1440"/>
       </w:tblGrid>
       <w:tr>
         <w:tc>
           <w:tcPr>
-            <w:tcW w:type="dxa" w:w="1728"/>
+            <w:tcW w:type="dxa" w:w="1440"/>
           </w:tcPr>
           <w:p>
             <w:r>
@@ -45,7 +46,7 @@
         </w:tc>
         <w:tc>
           <w:tcPr>
-            <w:tcW w:type="dxa" w:w="1728"/>
+            <w:tcW w:type="dxa" w:w="1440"/>
           </w:tcPr>
           <w:p>
             <w:r>
@@ -58,7 +59,7 @@
         </w:tc>
         <w:tc>
           <w:tcPr>
-            <w:tcW w:type="dxa" w:w="1728"/>
+            <w:tcW w:type="dxa" w:w="1440"/>
           </w:tcPr>
           <w:p>
             <w:r>
@@ -71,7 +72,7 @@
         </w:tc>
         <w:tc>
           <w:tcPr>
-            <w:tcW w:type="dxa" w:w="1728"/>
+            <w:tcW w:type="dxa" w:w="1440"/>
           </w:tcPr>
           <w:p>
             <w:r>
@@ -84,14 +85,27 @@
         </w:tc>
         <w:tc>
           <w:tcPr>
-            <w:tcW w:type="dxa" w:w="1728"/>
+            <w:tcW w:type="dxa" w:w="1440"/>
           </w:tcPr>
           <w:p>
             <w:r>
               <w:rPr>
                 <w:b/>
               </w:rPr>
-              <w:t>дата приёма</w:t>
+              <w:t>дата найма</w:t>
+            </w:r>
+          </w:p>
+        </w:tc>
+        <w:tc>
+          <w:tcPr>
+            <w:tcW w:type="dxa" w:w="1440"/>
+          </w:tcPr>
+          <w:p>
+            <w:r>
+              <w:rPr>
+                <w:b/>
+              </w:rPr>
+              <w:t>образование</w:t>
             </w:r>
           </w:p>
         </w:tc>
@@ -99,7 +113,7 @@
       <w:tr>
         <w:tc>
           <w:tcPr>
-            <w:tcW w:type="dxa" w:w="1728"/>
+            <w:tcW w:type="dxa" w:w="1440"/>
           </w:tcPr>
           <w:p>
             <w:r>
@@ -109,41 +123,51 @@
         </w:tc>
         <w:tc>
           <w:tcPr>
-            <w:tcW w:type="dxa" w:w="1728"/>
+            <w:tcW w:type="dxa" w:w="1440"/>
           </w:tcPr>
           <w:p>
             <w:r>
-              <w:t>Разработчик</w:t>
+              <w:t>Старший разработчик</w:t>
             </w:r>
           </w:p>
         </w:tc>
         <w:tc>
           <w:tcPr>
-            <w:tcW w:type="dxa" w:w="1728"/>
+            <w:tcW w:type="dxa" w:w="1440"/>
           </w:tcPr>
           <w:p>
             <w:r>
-              <w:t>Разработка</w:t>
+              <w:t>Дизайн</w:t>
             </w:r>
           </w:p>
         </w:tc>
         <w:tc>
           <w:tcPr>
-            <w:tcW w:type="dxa" w:w="1728"/>
+            <w:tcW w:type="dxa" w:w="1440"/>
           </w:tcPr>
           <w:p>
             <w:r>
-              <w:t>65184</w:t>
+              <w:t>242360</w:t>
             </w:r>
           </w:p>
         </w:tc>
         <w:tc>
           <w:tcPr>
-            <w:tcW w:type="dxa" w:w="1728"/>
+            <w:tcW w:type="dxa" w:w="1440"/>
           </w:tcPr>
           <w:p>
             <w:r>
-              <w:t>13.09.2020</w:t>
+              <w:t>11.01.2021</w:t>
+            </w:r>
+          </w:p>
+        </w:tc>
+        <w:tc>
+          <w:tcPr>
+            <w:tcW w:type="dxa" w:w="1440"/>
+          </w:tcPr>
+          <w:p>
+            <w:r>
+              <w:t>Бакалавр</w:t>
             </w:r>
           </w:p>
         </w:tc>
@@ -151,17 +175,201 @@
       <w:tr>
         <w:tc>
           <w:tcPr>
-            <w:tcW w:type="dxa" w:w="1728"/>
+            <w:tcW w:type="dxa" w:w="1440"/>
           </w:tcPr>
           <w:p>
             <w:r>
-              <w:t>Козлова Юлия Романовна</w:t>
+              <w:t>Кузнецова Екатерина Игоревна</w:t>
             </w:r>
           </w:p>
         </w:tc>
         <w:tc>
           <w:tcPr>
-            <w:tcW w:type="dxa" w:w="1728"/>
+            <w:tcW w:type="dxa" w:w="1440"/>
+          </w:tcPr>
+          <w:p>
+            <w:r>
+              <w:t>Дизайнер</w:t>
+            </w:r>
+          </w:p>
+        </w:tc>
+        <w:tc>
+          <w:tcPr>
+            <w:tcW w:type="dxa" w:w="1440"/>
+          </w:tcPr>
+          <w:p>
+            <w:r>
+              <w:t>Аналитика</w:t>
+            </w:r>
+          </w:p>
+        </w:tc>
+        <w:tc>
+          <w:tcPr>
+            <w:tcW w:type="dxa" w:w="1440"/>
+          </w:tcPr>
+          <w:p>
+            <w:r>
+              <w:t>134490</w:t>
+            </w:r>
+          </w:p>
+        </w:tc>
+        <w:tc>
+          <w:tcPr>
+            <w:tcW w:type="dxa" w:w="1440"/>
+          </w:tcPr>
+          <w:p>
+            <w:r>
+              <w:t>21.12.2018</w:t>
+            </w:r>
+          </w:p>
+        </w:tc>
+        <w:tc>
+          <w:tcPr>
+            <w:tcW w:type="dxa" w:w="1440"/>
+          </w:tcPr>
+          <w:p>
+            <w:r>
+              <w:t>Магистратура</w:t>
+            </w:r>
+          </w:p>
+        </w:tc>
+      </w:tr>
+      <w:tr>
+        <w:tc>
+          <w:tcPr>
+            <w:tcW w:type="dxa" w:w="1440"/>
+          </w:tcPr>
+          <w:p>
+            <w:r>
+              <w:t>Лебедев Сергей Александрович</w:t>
+            </w:r>
+          </w:p>
+        </w:tc>
+        <w:tc>
+          <w:tcPr>
+            <w:tcW w:type="dxa" w:w="1440"/>
+          </w:tcPr>
+          <w:p>
+            <w:r>
+              <w:t>Специалист по продажам</w:t>
+            </w:r>
+          </w:p>
+        </w:tc>
+        <w:tc>
+          <w:tcPr>
+            <w:tcW w:type="dxa" w:w="1440"/>
+          </w:tcPr>
+          <w:p>
+            <w:r>
+              <w:t>Дизайн</w:t>
+            </w:r>
+          </w:p>
+        </w:tc>
+        <w:tc>
+          <w:tcPr>
+            <w:tcW w:type="dxa" w:w="1440"/>
+          </w:tcPr>
+          <w:p>
+            <w:r>
+              <w:t>138184</w:t>
+            </w:r>
+          </w:p>
+        </w:tc>
+        <w:tc>
+          <w:tcPr>
+            <w:tcW w:type="dxa" w:w="1440"/>
+          </w:tcPr>
+          <w:p>
+            <w:r/>
+          </w:p>
+        </w:tc>
+        <w:tc>
+          <w:tcPr>
+            <w:tcW w:type="dxa" w:w="1440"/>
+          </w:tcPr>
+          <w:p>
+            <w:r>
+              <w:t>Высшее экономическое</w:t>
+            </w:r>
+          </w:p>
+        </w:tc>
+      </w:tr>
+      <w:tr>
+        <w:tc>
+          <w:tcPr>
+            <w:tcW w:type="dxa" w:w="1440"/>
+          </w:tcPr>
+          <w:p>
+            <w:r>
+              <w:t>Кузнецова Екатерина Игоревна</w:t>
+            </w:r>
+          </w:p>
+        </w:tc>
+        <w:tc>
+          <w:tcPr>
+            <w:tcW w:type="dxa" w:w="1440"/>
+          </w:tcPr>
+          <w:p>
+            <w:r>
+              <w:t>Старший аналитик</w:t>
+            </w:r>
+          </w:p>
+        </w:tc>
+        <w:tc>
+          <w:tcPr>
+            <w:tcW w:type="dxa" w:w="1440"/>
+          </w:tcPr>
+          <w:p>
+            <w:r>
+              <w:t>Поддержка</w:t>
+            </w:r>
+          </w:p>
+        </w:tc>
+        <w:tc>
+          <w:tcPr>
+            <w:tcW w:type="dxa" w:w="1440"/>
+          </w:tcPr>
+          <w:p>
+            <w:r>
+              <w:t>280770</w:t>
+            </w:r>
+          </w:p>
+        </w:tc>
+        <w:tc>
+          <w:tcPr>
+            <w:tcW w:type="dxa" w:w="1440"/>
+          </w:tcPr>
+          <w:p>
+            <w:r>
+              <w:t>05.02.2021</w:t>
+            </w:r>
+          </w:p>
+        </w:tc>
+        <w:tc>
+          <w:tcPr>
+            <w:tcW w:type="dxa" w:w="1440"/>
+          </w:tcPr>
+          <w:p>
+            <w:r>
+              <w:t>Бакалавр</w:t>
+            </w:r>
+          </w:p>
+        </w:tc>
+      </w:tr>
+      <w:tr>
+        <w:tc>
+          <w:tcPr>
+            <w:tcW w:type="dxa" w:w="1440"/>
+          </w:tcPr>
+          <w:p>
+            <w:r>
+              <w:t>Попов Андрей Дмитриевич</w:t>
+            </w:r>
+          </w:p>
+        </w:tc>
+        <w:tc>
+          <w:tcPr>
+            <w:tcW w:type="dxa" w:w="1440"/>
           </w:tcPr>
           <w:p>
             <w:r>
@@ -171,7 +379,69 @@
         </w:tc>
         <w:tc>
           <w:tcPr>
-            <w:tcW w:type="dxa" w:w="1728"/>
+            <w:tcW w:type="dxa" w:w="1440"/>
+          </w:tcPr>
+          <w:p>
+            <w:r>
+              <w:t>Продажи</w:t>
+            </w:r>
+          </w:p>
+        </w:tc>
+        <w:tc>
+          <w:tcPr>
+            <w:tcW w:type="dxa" w:w="1440"/>
+          </w:tcPr>
+          <w:p>
+            <w:r>
+              <w:t>248748</w:t>
+            </w:r>
+          </w:p>
+        </w:tc>
+        <w:tc>
+          <w:tcPr>
+            <w:tcW w:type="dxa" w:w="1440"/>
+          </w:tcPr>
+          <w:p>
+            <w:r>
+              <w:t>05.05.2023</w:t>
+            </w:r>
+          </w:p>
+        </w:tc>
+        <w:tc>
+          <w:tcPr>
+            <w:tcW w:type="dxa" w:w="1440"/>
+          </w:tcPr>
+          <w:p>
+            <w:r>
+              <w:t>Магистратура</w:t>
+            </w:r>
+          </w:p>
+        </w:tc>
+      </w:tr>
+      <w:tr>
+        <w:tc>
+          <w:tcPr>
+            <w:tcW w:type="dxa" w:w="1440"/>
+          </w:tcPr>
+          <w:p>
+            <w:r>
+              <w:t>Сидорова Ольга Дмитриевна</w:t>
+            </w:r>
+          </w:p>
+        </w:tc>
+        <w:tc>
+          <w:tcPr>
+            <w:tcW w:type="dxa" w:w="1440"/>
+          </w:tcPr>
+          <w:p>
+            <w:r>
+              <w:t>Специалист по продажам</w:t>
+            </w:r>
+          </w:p>
+        </w:tc>
+        <w:tc>
+          <w:tcPr>
+            <w:tcW w:type="dxa" w:w="1440"/>
           </w:tcPr>
           <w:p>
             <w:r>
@@ -181,229 +451,29 @@
         </w:tc>
         <w:tc>
           <w:tcPr>
-            <w:tcW w:type="dxa" w:w="1728"/>
+            <w:tcW w:type="dxa" w:w="1440"/>
+          </w:tcPr>
+          <w:p>
+            <w:r/>
+          </w:p>
+        </w:tc>
+        <w:tc>
+          <w:tcPr>
+            <w:tcW w:type="dxa" w:w="1440"/>
           </w:tcPr>
           <w:p>
             <w:r>
-              <w:t>241865</w:t>
+              <w:t>23.09.2020</w:t>
             </w:r>
           </w:p>
         </w:tc>
         <w:tc>
           <w:tcPr>
-            <w:tcW w:type="dxa" w:w="1728"/>
+            <w:tcW w:type="dxa" w:w="1440"/>
           </w:tcPr>
           <w:p>
             <w:r>
-              <w:t>14.06.2023</w:t>
-            </w:r>
-          </w:p>
-        </w:tc>
-      </w:tr>
-      <w:tr>
-        <w:tc>
-          <w:tcPr>
-            <w:tcW w:type="dxa" w:w="1728"/>
-          </w:tcPr>
-          <w:p>
-            <w:r>
-              <w:t>Сидоров Алексей Николаевич</w:t>
-            </w:r>
-          </w:p>
-        </w:tc>
-        <w:tc>
-          <w:tcPr>
-            <w:tcW w:type="dxa" w:w="1728"/>
-          </w:tcPr>
-          <w:p>
-            <w:r>
-              <w:t>Тестировщик</w:t>
-            </w:r>
-          </w:p>
-        </w:tc>
-        <w:tc>
-          <w:tcPr>
-            <w:tcW w:type="dxa" w:w="1728"/>
-          </w:tcPr>
-          <w:p>
-            <w:r>
-              <w:t>Разработка</w:t>
-            </w:r>
-          </w:p>
-        </w:tc>
-        <w:tc>
-          <w:tcPr>
-            <w:tcW w:type="dxa" w:w="1728"/>
-          </w:tcPr>
-          <w:p>
-            <w:r>
-              <w:t>83657</w:t>
-            </w:r>
-          </w:p>
-        </w:tc>
-        <w:tc>
-          <w:tcPr>
-            <w:tcW w:type="dxa" w:w="1728"/>
-          </w:tcPr>
-          <w:p>
-            <w:r>
-              <w:t>01.05.2023</w:t>
-            </w:r>
-          </w:p>
-        </w:tc>
-      </w:tr>
-      <w:tr>
-        <w:tc>
-          <w:tcPr>
-            <w:tcW w:type="dxa" w:w="1728"/>
-          </w:tcPr>
-          <w:p>
-            <w:r>
-              <w:t>Лебедева Светлана Петровна</w:t>
-            </w:r>
-          </w:p>
-        </w:tc>
-        <w:tc>
-          <w:tcPr>
-            <w:tcW w:type="dxa" w:w="1728"/>
-          </w:tcPr>
-          <w:p>
-            <w:r>
-              <w:t>Аналитик</w:t>
-            </w:r>
-          </w:p>
-        </w:tc>
-        <w:tc>
-          <w:tcPr>
-            <w:tcW w:type="dxa" w:w="1728"/>
-          </w:tcPr>
-          <w:p>
-            <w:r>
-              <w:t>Финансы</w:t>
-            </w:r>
-          </w:p>
-        </w:tc>
-        <w:tc>
-          <w:tcPr>
-            <w:tcW w:type="dxa" w:w="1728"/>
-          </w:tcPr>
-          <w:p>
-            <w:r>
-              <w:t>188326</w:t>
-            </w:r>
-          </w:p>
-        </w:tc>
-        <w:tc>
-          <w:tcPr>
-            <w:tcW w:type="dxa" w:w="1728"/>
-          </w:tcPr>
-          <w:p>
-            <w:r>
-              <w:t>20.10.2024</w:t>
-            </w:r>
-          </w:p>
-        </w:tc>
-      </w:tr>
-      <w:tr>
-        <w:tc>
-          <w:tcPr>
-            <w:tcW w:type="dxa" w:w="1728"/>
-          </w:tcPr>
-          <w:p>
-            <w:r>
-              <w:t>Кузнецова Екатерина Игоревна</w:t>
-            </w:r>
-          </w:p>
-        </w:tc>
-        <w:tc>
-          <w:tcPr>
-            <w:tcW w:type="dxa" w:w="1728"/>
-          </w:tcPr>
-          <w:p>
-            <w:r>
-              <w:t>Старший аналитик</w:t>
-            </w:r>
-          </w:p>
-        </w:tc>
-        <w:tc>
-          <w:tcPr>
-            <w:tcW w:type="dxa" w:w="1728"/>
-          </w:tcPr>
-          <w:p>
-            <w:r>
-              <w:t>HR</w:t>
-            </w:r>
-          </w:p>
-        </w:tc>
-        <w:tc>
-          <w:tcPr>
-            <w:tcW w:type="dxa" w:w="1728"/>
-          </w:tcPr>
-          <w:p>
-            <w:r>
-              <w:t>247988</w:t>
-            </w:r>
-          </w:p>
-        </w:tc>
-        <w:tc>
-          <w:tcPr>
-            <w:tcW w:type="dxa" w:w="1728"/>
-          </w:tcPr>
-          <w:p>
-            <w:r>
-              <w:t>03.04.2020</w:t>
-            </w:r>
-          </w:p>
-        </w:tc>
-      </w:tr>
-      <w:tr>
-        <w:tc>
-          <w:tcPr>
-            <w:tcW w:type="dxa" w:w="1728"/>
-          </w:tcPr>
-          <w:p>
-            <w:r>
-              <w:t>Новиков Илья Романович</w:t>
-            </w:r>
-          </w:p>
-        </w:tc>
-        <w:tc>
-          <w:tcPr>
-            <w:tcW w:type="dxa" w:w="1728"/>
-          </w:tcPr>
-          <w:p>
-            <w:r>
-              <w:t>Дизайнер</w:t>
-            </w:r>
-          </w:p>
-        </w:tc>
-        <w:tc>
-          <w:tcPr>
-            <w:tcW w:type="dxa" w:w="1728"/>
-          </w:tcPr>
-          <w:p>
-            <w:r>
-              <w:t>Поддержка</w:t>
-            </w:r>
-          </w:p>
-        </w:tc>
-        <w:tc>
-          <w:tcPr>
-            <w:tcW w:type="dxa" w:w="1728"/>
-          </w:tcPr>
-          <w:p>
-            <w:r>
-              <w:t>220361</w:t>
-            </w:r>
-          </w:p>
-        </w:tc>
-        <w:tc>
-          <w:tcPr>
-            <w:tcW w:type="dxa" w:w="1728"/>
-          </w:tcPr>
-          <w:p>
-            <w:r>
-              <w:t>10.03.2022</w:t>
+              <w:t>Бакалавр</w:t>
             </w:r>
           </w:p>
         </w:tc>
